--- a/AIA_Architecte_Intelligence_Artificielle/Bloc_2_Architecture_Donnees/Step_5_Modèle_NoSQL/NoSQL_model_documentation.docx
+++ b/AIA_Architecte_Intelligence_Artificielle/Bloc_2_Architecture_Donnees/Step_5_Modèle_NoSQL/NoSQL_model_documentation.docx
@@ -7,11 +7,13 @@
         <w:pStyle w:val="Titre1"/>
         <w:rPr>
           <w:rFonts w:ascii="Aptos" w:hAnsi="Aptos"/>
+          <w:color w:val="auto"/>
         </w:rPr>
       </w:pPr>
       <w:r>
         <w:rPr>
           <w:rFonts w:ascii="Aptos" w:hAnsi="Aptos"/>
+          <w:color w:val="auto"/>
         </w:rPr>
         <w:t xml:space="preserve">Documentation du </w:t>
       </w:r>
@@ -19,6 +21,7 @@
       <w:r>
         <w:rPr>
           <w:rFonts w:ascii="Aptos" w:hAnsi="Aptos"/>
+          <w:color w:val="auto"/>
         </w:rPr>
         <w:t>Modèle</w:t>
       </w:r>
@@ -26,6 +29,7 @@
       <w:r>
         <w:rPr>
           <w:rFonts w:ascii="Aptos" w:hAnsi="Aptos"/>
+          <w:color w:val="auto"/>
         </w:rPr>
         <w:t xml:space="preserve"> NoSQL (Stripe Project)</w:t>
       </w:r>
@@ -55,11 +59,13 @@
         <w:pStyle w:val="Titre2"/>
         <w:rPr>
           <w:rFonts w:ascii="Aptos" w:hAnsi="Aptos"/>
+          <w:color w:val="auto"/>
         </w:rPr>
       </w:pPr>
       <w:r>
         <w:rPr>
           <w:rFonts w:ascii="Aptos" w:hAnsi="Aptos"/>
+          <w:color w:val="auto"/>
         </w:rPr>
         <w:t xml:space="preserve">Objectif du </w:t>
       </w:r>
@@ -67,6 +73,7 @@
       <w:r>
         <w:rPr>
           <w:rFonts w:ascii="Aptos" w:hAnsi="Aptos"/>
+          <w:color w:val="auto"/>
         </w:rPr>
         <w:t>modèle</w:t>
       </w:r>
@@ -74,6 +81,7 @@
       <w:r>
         <w:rPr>
           <w:rFonts w:ascii="Aptos" w:hAnsi="Aptos"/>
+          <w:color w:val="auto"/>
         </w:rPr>
         <w:t xml:space="preserve"> NoSQL</w:t>
       </w:r>
@@ -109,12 +117,14 @@
         <w:pStyle w:val="Titre2"/>
         <w:rPr>
           <w:rFonts w:ascii="Aptos" w:hAnsi="Aptos"/>
+          <w:color w:val="auto"/>
         </w:rPr>
       </w:pPr>
       <w:proofErr w:type="spellStart"/>
       <w:r>
         <w:rPr>
           <w:rFonts w:ascii="Aptos" w:hAnsi="Aptos"/>
+          <w:color w:val="auto"/>
         </w:rPr>
         <w:t>Schéma</w:t>
       </w:r>
@@ -122,6 +132,7 @@
       <w:r>
         <w:rPr>
           <w:rFonts w:ascii="Aptos" w:hAnsi="Aptos"/>
+          <w:color w:val="auto"/>
         </w:rPr>
         <w:t xml:space="preserve"> global du </w:t>
       </w:r>
@@ -129,6 +140,7 @@
       <w:r>
         <w:rPr>
           <w:rFonts w:ascii="Aptos" w:hAnsi="Aptos"/>
+          <w:color w:val="auto"/>
         </w:rPr>
         <w:t>modèle</w:t>
       </w:r>
@@ -136,6 +148,7 @@
       <w:r>
         <w:rPr>
           <w:rFonts w:ascii="Aptos" w:hAnsi="Aptos"/>
+          <w:color w:val="auto"/>
         </w:rPr>
         <w:t xml:space="preserve"> NoSQL</w:t>
       </w:r>
@@ -171,11 +184,13 @@
         <w:pStyle w:val="Titre2"/>
         <w:rPr>
           <w:rFonts w:ascii="Aptos" w:hAnsi="Aptos"/>
+          <w:color w:val="auto"/>
         </w:rPr>
       </w:pPr>
       <w:r>
         <w:rPr>
           <w:rFonts w:ascii="Aptos" w:hAnsi="Aptos"/>
+          <w:color w:val="auto"/>
         </w:rPr>
         <w:t>Description des collections</w:t>
       </w:r>
@@ -185,12 +200,14 @@
         <w:pStyle w:val="Titre3"/>
         <w:rPr>
           <w:rFonts w:ascii="Aptos" w:hAnsi="Aptos"/>
+          <w:color w:val="auto"/>
         </w:rPr>
       </w:pPr>
       <w:proofErr w:type="spellStart"/>
       <w:r>
         <w:rPr>
           <w:rFonts w:ascii="Aptos" w:hAnsi="Aptos"/>
+          <w:color w:val="auto"/>
         </w:rPr>
         <w:t>fraud_features</w:t>
       </w:r>
@@ -368,12 +385,14 @@
                 <w:rFonts w:ascii="Aptos" w:hAnsi="Aptos"/>
               </w:rPr>
             </w:pPr>
+            <w:proofErr w:type="spellStart"/>
             <w:r>
               <w:rPr>
                 <w:rFonts w:ascii="Aptos" w:hAnsi="Aptos"/>
               </w:rPr>
               <w:t>entity_customer</w:t>
             </w:r>
+            <w:proofErr w:type="spellEnd"/>
           </w:p>
         </w:tc>
         <w:tc>
@@ -537,12 +556,14 @@
                 <w:rFonts w:ascii="Aptos" w:hAnsi="Aptos"/>
               </w:rPr>
             </w:pPr>
+            <w:proofErr w:type="spellStart"/>
             <w:r>
               <w:rPr>
                 <w:rFonts w:ascii="Aptos" w:hAnsi="Aptos"/>
               </w:rPr>
               <w:t>updated_at</w:t>
             </w:r>
+            <w:proofErr w:type="spellEnd"/>
           </w:p>
         </w:tc>
         <w:tc>
@@ -588,12 +609,14 @@
         <w:pStyle w:val="Titre3"/>
         <w:rPr>
           <w:rFonts w:ascii="Aptos" w:hAnsi="Aptos"/>
+          <w:color w:val="auto"/>
         </w:rPr>
       </w:pPr>
       <w:proofErr w:type="spellStart"/>
       <w:r>
         <w:rPr>
           <w:rFonts w:ascii="Aptos" w:hAnsi="Aptos"/>
+          <w:color w:val="auto"/>
         </w:rPr>
         <w:t>clickstream_events</w:t>
       </w:r>
@@ -771,12 +794,14 @@
                 <w:rFonts w:ascii="Aptos" w:hAnsi="Aptos"/>
               </w:rPr>
             </w:pPr>
+            <w:proofErr w:type="spellStart"/>
             <w:r>
               <w:rPr>
                 <w:rFonts w:ascii="Aptos" w:hAnsi="Aptos"/>
               </w:rPr>
               <w:t>ts</w:t>
             </w:r>
+            <w:proofErr w:type="spellEnd"/>
           </w:p>
         </w:tc>
         <w:tc>
@@ -827,12 +852,14 @@
                 <w:rFonts w:ascii="Aptos" w:hAnsi="Aptos"/>
               </w:rPr>
             </w:pPr>
+            <w:proofErr w:type="spellStart"/>
             <w:r>
               <w:rPr>
                 <w:rFonts w:ascii="Aptos" w:hAnsi="Aptos"/>
               </w:rPr>
               <w:t>merchant_id</w:t>
             </w:r>
+            <w:proofErr w:type="spellEnd"/>
           </w:p>
         </w:tc>
         <w:tc>
@@ -883,12 +910,14 @@
                 <w:rFonts w:ascii="Aptos" w:hAnsi="Aptos"/>
               </w:rPr>
             </w:pPr>
+            <w:proofErr w:type="spellStart"/>
             <w:r>
               <w:rPr>
                 <w:rFonts w:ascii="Aptos" w:hAnsi="Aptos"/>
               </w:rPr>
               <w:t>customer_id</w:t>
             </w:r>
+            <w:proofErr w:type="spellEnd"/>
           </w:p>
         </w:tc>
         <w:tc>
@@ -939,12 +968,14 @@
                 <w:rFonts w:ascii="Aptos" w:hAnsi="Aptos"/>
               </w:rPr>
             </w:pPr>
+            <w:proofErr w:type="spellStart"/>
             <w:r>
               <w:rPr>
                 <w:rFonts w:ascii="Aptos" w:hAnsi="Aptos"/>
               </w:rPr>
               <w:t>session_id</w:t>
             </w:r>
+            <w:proofErr w:type="spellEnd"/>
           </w:p>
         </w:tc>
         <w:tc>
@@ -1270,6 +1301,7 @@
         <w:pStyle w:val="Titre3"/>
         <w:rPr>
           <w:rFonts w:ascii="Aptos" w:hAnsi="Aptos"/>
+          <w:color w:val="auto"/>
         </w:rPr>
       </w:pPr>
     </w:p>
@@ -1280,11 +1312,13 @@
         <w:pStyle w:val="Titre3"/>
         <w:rPr>
           <w:rFonts w:ascii="Aptos" w:hAnsi="Aptos"/>
+          <w:color w:val="auto"/>
         </w:rPr>
       </w:pPr>
       <w:r>
         <w:rPr>
           <w:rFonts w:ascii="Aptos" w:hAnsi="Aptos"/>
+          <w:color w:val="auto"/>
         </w:rPr>
         <w:lastRenderedPageBreak/>
         <w:t>sessions</w:t>
@@ -1462,12 +1496,14 @@
                 <w:rFonts w:ascii="Aptos" w:hAnsi="Aptos"/>
               </w:rPr>
             </w:pPr>
+            <w:proofErr w:type="spellStart"/>
             <w:r>
               <w:rPr>
                 <w:rFonts w:ascii="Aptos" w:hAnsi="Aptos"/>
               </w:rPr>
               <w:t>merchant_id</w:t>
             </w:r>
+            <w:proofErr w:type="spellEnd"/>
           </w:p>
         </w:tc>
         <w:tc>
@@ -1518,12 +1554,14 @@
                 <w:rFonts w:ascii="Aptos" w:hAnsi="Aptos"/>
               </w:rPr>
             </w:pPr>
+            <w:proofErr w:type="spellStart"/>
             <w:r>
               <w:rPr>
                 <w:rFonts w:ascii="Aptos" w:hAnsi="Aptos"/>
               </w:rPr>
               <w:t>customer_id</w:t>
             </w:r>
+            <w:proofErr w:type="spellEnd"/>
           </w:p>
         </w:tc>
         <w:tc>
@@ -1574,12 +1612,14 @@
                 <w:rFonts w:ascii="Aptos" w:hAnsi="Aptos"/>
               </w:rPr>
             </w:pPr>
+            <w:proofErr w:type="spellStart"/>
             <w:r>
               <w:rPr>
                 <w:rFonts w:ascii="Aptos" w:hAnsi="Aptos"/>
               </w:rPr>
               <w:t>started_at</w:t>
             </w:r>
+            <w:proofErr w:type="spellEnd"/>
           </w:p>
         </w:tc>
         <w:tc>
@@ -1630,12 +1670,14 @@
                 <w:rFonts w:ascii="Aptos" w:hAnsi="Aptos"/>
               </w:rPr>
             </w:pPr>
+            <w:proofErr w:type="spellStart"/>
             <w:r>
               <w:rPr>
                 <w:rFonts w:ascii="Aptos" w:hAnsi="Aptos"/>
               </w:rPr>
               <w:t>ended_at</w:t>
             </w:r>
+            <w:proofErr w:type="spellEnd"/>
           </w:p>
         </w:tc>
         <w:tc>
@@ -1686,11 +1728,19 @@
                 <w:rFonts w:ascii="Aptos" w:hAnsi="Aptos"/>
               </w:rPr>
             </w:pPr>
+            <w:proofErr w:type="gramStart"/>
             <w:r>
               <w:rPr>
                 <w:rFonts w:ascii="Aptos" w:hAnsi="Aptos"/>
               </w:rPr>
-              <w:t>steps[]</w:t>
+              <w:t>steps[</w:t>
+            </w:r>
+            <w:proofErr w:type="gramEnd"/>
+            <w:r>
+              <w:rPr>
+                <w:rFonts w:ascii="Aptos" w:hAnsi="Aptos"/>
+              </w:rPr>
+              <w:t>]</w:t>
             </w:r>
           </w:p>
         </w:tc>
@@ -1854,12 +1904,14 @@
                 <w:rFonts w:ascii="Aptos" w:hAnsi="Aptos"/>
               </w:rPr>
             </w:pPr>
+            <w:proofErr w:type="spellStart"/>
             <w:r>
               <w:rPr>
                 <w:rFonts w:ascii="Aptos" w:hAnsi="Aptos"/>
               </w:rPr>
               <w:t>duration_sec</w:t>
             </w:r>
+            <w:proofErr w:type="spellEnd"/>
           </w:p>
         </w:tc>
         <w:tc>
@@ -1905,12 +1957,14 @@
         <w:pStyle w:val="Titre3"/>
         <w:rPr>
           <w:rFonts w:ascii="Aptos" w:hAnsi="Aptos"/>
+          <w:color w:val="auto"/>
         </w:rPr>
       </w:pPr>
       <w:proofErr w:type="spellStart"/>
       <w:r>
         <w:rPr>
           <w:rFonts w:ascii="Aptos" w:hAnsi="Aptos"/>
+          <w:color w:val="auto"/>
         </w:rPr>
         <w:t>model_scores</w:t>
       </w:r>
@@ -2088,12 +2142,14 @@
                 <w:rFonts w:ascii="Aptos" w:hAnsi="Aptos"/>
               </w:rPr>
             </w:pPr>
+            <w:proofErr w:type="spellStart"/>
             <w:r>
               <w:rPr>
                 <w:rFonts w:ascii="Aptos" w:hAnsi="Aptos"/>
               </w:rPr>
               <w:t>transaction_id</w:t>
             </w:r>
+            <w:proofErr w:type="spellEnd"/>
           </w:p>
         </w:tc>
         <w:tc>
@@ -2476,12 +2532,14 @@
         <w:pStyle w:val="Titre2"/>
         <w:rPr>
           <w:rFonts w:ascii="Aptos" w:hAnsi="Aptos"/>
+          <w:color w:val="auto"/>
         </w:rPr>
       </w:pPr>
       <w:proofErr w:type="spellStart"/>
       <w:r>
         <w:rPr>
           <w:rFonts w:ascii="Aptos" w:hAnsi="Aptos"/>
+          <w:color w:val="auto"/>
         </w:rPr>
         <w:t>Intégration</w:t>
       </w:r>
@@ -2489,6 +2547,7 @@
       <w:r>
         <w:rPr>
           <w:rFonts w:ascii="Aptos" w:hAnsi="Aptos"/>
+          <w:color w:val="auto"/>
         </w:rPr>
         <w:t xml:space="preserve"> avec OLTP et OLAP</w:t>
       </w:r>
@@ -2532,11 +2591,13 @@
         <w:pStyle w:val="Titre2"/>
         <w:rPr>
           <w:rFonts w:ascii="Aptos" w:hAnsi="Aptos"/>
+          <w:color w:val="auto"/>
         </w:rPr>
       </w:pPr>
       <w:r>
         <w:rPr>
           <w:rFonts w:ascii="Aptos" w:hAnsi="Aptos"/>
+          <w:color w:val="auto"/>
         </w:rPr>
         <w:t xml:space="preserve">Cas </w:t>
       </w:r>
@@ -2544,6 +2605,7 @@
       <w:r>
         <w:rPr>
           <w:rFonts w:ascii="Aptos" w:hAnsi="Aptos"/>
+          <w:color w:val="auto"/>
         </w:rPr>
         <w:t>d’usage</w:t>
       </w:r>
@@ -2551,6 +2613,7 @@
       <w:r>
         <w:rPr>
           <w:rFonts w:ascii="Aptos" w:hAnsi="Aptos"/>
+          <w:color w:val="auto"/>
         </w:rPr>
         <w:t xml:space="preserve"> </w:t>
       </w:r>
@@ -2558,6 +2621,7 @@
       <w:r>
         <w:rPr>
           <w:rFonts w:ascii="Aptos" w:hAnsi="Aptos"/>
+          <w:color w:val="auto"/>
         </w:rPr>
         <w:t>principaux</w:t>
       </w:r>
